--- a/Test.docx
+++ b/Test.docx
@@ -2,6 +2,117 @@
 <file path=word/document.xml><?xml version="1.0" encoding="utf-8"?>
 <w:document xmlns:wpc="http://schemas.microsoft.com/office/word/2010/wordprocessingCanvas" xmlns:mo="http://schemas.microsoft.com/office/mac/office/2008/main" xmlns:mc="http://schemas.openxmlformats.org/markup-compatibility/2006" xmlns:mv="urn:schemas-microsoft-com:mac:vml" xmlns:o="urn:schemas-microsoft-com:office:office" xmlns:r="http://schemas.openxmlformats.org/officeDocument/2006/relationships" xmlns:m="http://schemas.openxmlformats.org/officeDocument/2006/math" xmlns:v="urn:schemas-microsoft-com:vml" xmlns:wp14="http://schemas.microsoft.com/office/word/2010/wordprocessingDrawing" xmlns:wp="http://schemas.openxmlformats.org/drawingml/2006/wordprocessingDrawing" xmlns:w10="urn:schemas-microsoft-com:office:word" xmlns:w="http://schemas.openxmlformats.org/wordprocessingml/2006/main" xmlns:w14="http://schemas.microsoft.com/office/word/2010/wordml" xmlns:wpg="http://schemas.microsoft.com/office/word/2010/wordprocessingGroup" xmlns:wpi="http://schemas.microsoft.com/office/word/2010/wordprocessingInk" xmlns:wne="http://schemas.microsoft.com/office/word/2006/wordml" xmlns:wps="http://schemas.microsoft.com/office/word/2010/wordprocessingShape" mc:Ignorable="w14 wp14">
   <w:body>
+    <w:tbl>
+      <w:tblPr>
+        <w:tblStyle w:val="TableGrid"/>
+        <w:tblW w:type="auto" w:w="0"/>
+        <w:tblLook w:firstColumn="1" w:firstRow="1" w:lastColumn="0" w:lastRow="0" w:noHBand="0" w:noVBand="1" w:val="04A0"/>
+      </w:tblPr>
+      <w:tblGrid>
+        <w:gridCol w:w="8640"/>
+      </w:tblGrid>
+      <w:tr>
+        <w:tc>
+          <w:tcPr>
+            <w:tcW w:type="dxa" w:w="8640"/>
+          </w:tcPr>
+          <w:p/>
+          <w:p>
+            <w:r>
+              <w:rPr>
+                <w:b/>
+                <w:color w:val="0064FF"/>
+              </w:rPr>
+              <w:t xml:space="preserve">NOM et PRENOM                                                                                    y  y </w:t>
+            </w:r>
+          </w:p>
+          <w:p>
+            <w:r>
+              <w:t>Date de naissance                                                                                              y</w:t>
+            </w:r>
+          </w:p>
+          <w:p>
+            <w:r>
+              <w:t xml:space="preserve">Age au moment de l'évaluation                                                                       y </w:t>
+            </w:r>
+          </w:p>
+          <w:p>
+            <w:r>
+              <w:t>Latéralité                                                                                                                   y</w:t>
+            </w:r>
+          </w:p>
+          <w:p>
+            <w:r>
+              <w:t>Date du bilan                                                                                                                     y</w:t>
+            </w:r>
+            <w:r>
+              <w:br/>
+            </w:r>
+          </w:p>
+        </w:tc>
+      </w:tr>
+    </w:tbl>
+    <w:p/>
+    <w:p>
+      <w:r>
+        <w:rPr>
+          <w:color w:val="0064FF"/>
+        </w:rPr>
+        <w:t>INDICATION, PLAINTE PRINCIPALE</w:t>
+      </w:r>
+    </w:p>
+    <w:p>
+      <w:r>
+        <w:t xml:space="preserve">J’ai rencontré </w:t>
+      </w:r>
+      <w:r>
+        <w:rPr>
+          <w:b/>
+        </w:rPr>
+        <w:t xml:space="preserve">y y </w:t>
+      </w:r>
+      <w:r>
+        <w:t xml:space="preserve">à la demande de la PCO, afin de mieux comprendre son  fonctionnement cognitif.  </w:t>
+      </w:r>
+    </w:p>
+    <w:p>
+      <w:r>
+        <w:rPr>
+          <w:b w:val="0"/>
+        </w:rPr>
+        <w:t xml:space="preserve">Ce présent bilan a donc pour objectif de définir le profil cognitif et comportemental de y, afin de fournir  des axes de travail et d'accompagnement. </w:t>
+      </w:r>
+    </w:p>
+    <w:p>
+      <w:r>
+        <w:rPr>
+          <w:color w:val="0064FF"/>
+        </w:rPr>
+        <w:t>SOURCE D'INFORMATION</w:t>
+      </w:r>
+    </w:p>
+    <w:p>
+      <w:r>
+        <w:rPr>
+          <w:b w:val="0"/>
+        </w:rPr>
+        <w:t xml:space="preserve">Les informations pertinentes ont été recueillies auprès des parents et de y. </w:t>
+      </w:r>
+    </w:p>
+    <w:p>
+      <w:r>
+        <w:rPr>
+          <w:b/>
+        </w:rPr>
+        <w:t xml:space="preserve">Tests utilisés </w:t>
+      </w:r>
+      <w:r>
+        <w:rPr>
+          <w:b w:val="0"/>
+        </w:rPr>
+        <w:t xml:space="preserve">: WISC-V ; TEA-Ch ; NEPSY-II ; KiTAP ; BROWN ; Young-DIVA </w:t>
+      </w:r>
+    </w:p>
     <w:tbl>
       <w:tblPr>
         <w:tblStyle w:val="TableGrid"/>
@@ -159,7 +270,7 @@
           </w:tcPr>
           <w:p>
             <w:r>
-              <w:t>21</w:t>
+              <w:t>52</w:t>
             </w:r>
           </w:p>
         </w:tc>
@@ -169,7 +280,7 @@
           </w:tcPr>
           <w:p>
             <w:r>
-              <w:t>103</w:t>
+              <w:t>52</w:t>
             </w:r>
           </w:p>
         </w:tc>
@@ -179,7 +290,7 @@
           </w:tcPr>
           <w:p>
             <w:r>
-              <w:t>58</w:t>
+              <w:t>52</w:t>
             </w:r>
           </w:p>
         </w:tc>
@@ -189,7 +300,7 @@
           </w:tcPr>
           <w:p>
             <w:r>
-              <w:t>94-112</w:t>
+              <w:t>52</w:t>
             </w:r>
           </w:p>
         </w:tc>
@@ -231,7 +342,7 @@
           </w:tcPr>
           <w:p>
             <w:r>
-              <w:t>22</w:t>
+              <w:t>52</w:t>
             </w:r>
           </w:p>
         </w:tc>
@@ -241,7 +352,7 @@
           </w:tcPr>
           <w:p>
             <w:r>
-              <w:t>105</w:t>
+              <w:t>52</w:t>
             </w:r>
           </w:p>
         </w:tc>
@@ -251,7 +362,7 @@
           </w:tcPr>
           <w:p>
             <w:r>
-              <w:t>63</w:t>
+              <w:t>52</w:t>
             </w:r>
           </w:p>
         </w:tc>
@@ -261,7 +372,7 @@
           </w:tcPr>
           <w:p>
             <w:r>
-              <w:t>97-112</w:t>
+              <w:t>52</w:t>
             </w:r>
           </w:p>
         </w:tc>
@@ -303,7 +414,7 @@
           </w:tcPr>
           <w:p>
             <w:r>
-              <w:t>22</w:t>
+              <w:t>52</w:t>
             </w:r>
           </w:p>
         </w:tc>
@@ -313,7 +424,7 @@
           </w:tcPr>
           <w:p>
             <w:r>
-              <w:t>106</w:t>
+              <w:t>52</w:t>
             </w:r>
           </w:p>
         </w:tc>
@@ -323,7 +434,7 @@
           </w:tcPr>
           <w:p>
             <w:r>
-              <w:t>66</w:t>
+              <w:t>52</w:t>
             </w:r>
           </w:p>
         </w:tc>
@@ -333,7 +444,7 @@
           </w:tcPr>
           <w:p>
             <w:r>
-              <w:t>98-113</w:t>
+              <w:t>52</w:t>
             </w:r>
           </w:p>
         </w:tc>
@@ -384,7 +495,7 @@
               <w:rPr>
                 <w:color w:val="FF6600"/>
               </w:rPr>
-              <w:t>15</w:t>
+              <w:t>52</w:t>
             </w:r>
           </w:p>
         </w:tc>
@@ -397,7 +508,7 @@
               <w:rPr>
                 <w:color w:val="FF6600"/>
               </w:rPr>
-              <w:t>85</w:t>
+              <w:t>52</w:t>
             </w:r>
           </w:p>
         </w:tc>
@@ -410,7 +521,7 @@
               <w:rPr>
                 <w:color w:val="FF6600"/>
               </w:rPr>
-              <w:t>16</w:t>
+              <w:t>52</w:t>
             </w:r>
           </w:p>
         </w:tc>
@@ -423,7 +534,7 @@
               <w:rPr>
                 <w:color w:val="FF6600"/>
               </w:rPr>
-              <w:t>78-95</w:t>
+              <w:t>52</w:t>
             </w:r>
           </w:p>
         </w:tc>
@@ -436,7 +547,7 @@
               <w:rPr>
                 <w:color w:val="FF6600"/>
               </w:rPr>
-              <w:t>moyenne faible</w:t>
+              <w:t>moyenne</w:t>
             </w:r>
           </w:p>
         </w:tc>
@@ -477,7 +588,7 @@
               <w:rPr>
                 <w:color w:val="FF6600"/>
               </w:rPr>
-              <w:t>15</w:t>
+              <w:t>52</w:t>
             </w:r>
           </w:p>
         </w:tc>
@@ -490,7 +601,7 @@
               <w:rPr>
                 <w:color w:val="FF6600"/>
               </w:rPr>
-              <w:t>86</w:t>
+              <w:t>52</w:t>
             </w:r>
           </w:p>
         </w:tc>
@@ -503,7 +614,7 @@
               <w:rPr>
                 <w:color w:val="FF6600"/>
               </w:rPr>
-              <w:t>18</w:t>
+              <w:t>52</w:t>
             </w:r>
           </w:p>
         </w:tc>
@@ -516,7 +627,7 @@
               <w:rPr>
                 <w:color w:val="FF6600"/>
               </w:rPr>
-              <w:t>79-97</w:t>
+              <w:t>52</w:t>
             </w:r>
           </w:p>
         </w:tc>
@@ -529,7 +640,7 @@
               <w:rPr>
                 <w:color w:val="FF6600"/>
               </w:rPr>
-              <w:t>moyenne faible</w:t>
+              <w:t>moyenne</w:t>
             </w:r>
           </w:p>
         </w:tc>
@@ -564,7 +675,7 @@
           </w:tcPr>
           <w:p>
             <w:r>
-              <w:t>68</w:t>
+              <w:t>52</w:t>
             </w:r>
           </w:p>
         </w:tc>
@@ -575,7 +686,7 @@
           </w:tcPr>
           <w:p>
             <w:r>
-              <w:t>98</w:t>
+              <w:t>52</w:t>
             </w:r>
           </w:p>
         </w:tc>
@@ -586,7 +697,7 @@
           </w:tcPr>
           <w:p>
             <w:r>
-              <w:t>45</w:t>
+              <w:t>52</w:t>
             </w:r>
           </w:p>
         </w:tc>
@@ -597,7 +708,7 @@
           </w:tcPr>
           <w:p>
             <w:r>
-              <w:t>92-104</w:t>
+              <w:t>52</w:t>
             </w:r>
           </w:p>
         </w:tc>
@@ -617,228 +728,6 @@
         </w:tc>
       </w:tr>
     </w:tbl>
-    <w:tbl>
-      <w:tblPr>
-        <w:tblStyle w:val="TableGrid"/>
-        <w:tblW w:type="auto" w:w="0"/>
-        <w:tblLook w:firstColumn="1" w:firstRow="1" w:lastColumn="0" w:lastRow="0" w:noHBand="0" w:noVBand="1" w:val="04A0"/>
-      </w:tblPr>
-      <w:tblGrid>
-        <w:gridCol w:w="8640"/>
-      </w:tblGrid>
-      <w:tr>
-        <w:tc>
-          <w:tcPr>
-            <w:tcW w:type="dxa" w:w="8640"/>
-          </w:tcPr>
-          <w:p/>
-          <w:p>
-            <w:r>
-              <w:rPr>
-                <w:b/>
-                <w:color w:val="0064FF"/>
-              </w:rPr>
-              <w:t xml:space="preserve">NOM et PRENOM                                                                                    {nom}  {prenom} </w:t>
-            </w:r>
-          </w:p>
-          <w:p>
-            <w:r>
-              <w:t>Date de naissance                                                                                              {date_naiss}</w:t>
-            </w:r>
-          </w:p>
-          <w:p>
-            <w:r>
-              <w:t xml:space="preserve">Age au moment de l'évaluation                                                                       {age} </w:t>
-            </w:r>
-          </w:p>
-          <w:p>
-            <w:r>
-              <w:t>Latéralité                                                                                                                   {lat}</w:t>
-            </w:r>
-          </w:p>
-          <w:p>
-            <w:r>
-              <w:t>Date du bilan                                                                                                                     {date}</w:t>
-            </w:r>
-            <w:r>
-              <w:br/>
-            </w:r>
-          </w:p>
-        </w:tc>
-      </w:tr>
-    </w:tbl>
-    <w:p/>
-    <w:p>
-      <w:r>
-        <w:rPr>
-          <w:color w:val="0064FF"/>
-        </w:rPr>
-        <w:t>INDICATION, PLAINTE PRINCIPALE</w:t>
-      </w:r>
-    </w:p>
-    <w:p>
-      <w:r>
-        <w:t xml:space="preserve">J’ai rencontré </w:t>
-      </w:r>
-      <w:r>
-        <w:rPr>
-          <w:b/>
-        </w:rPr>
-        <w:t xml:space="preserve">NOM PRENOM </w:t>
-      </w:r>
-      <w:r>
-        <w:t xml:space="preserve">à la demande de la PCO, afin de mieux comprendre son  fonctionnement cognitif.  </w:t>
-      </w:r>
-    </w:p>
-    <w:p>
-      <w:r>
-        <w:rPr>
-          <w:b w:val="0"/>
-        </w:rPr>
-        <w:t xml:space="preserve">Ce présent bilan a donc pour objectif de définir le profil cognitif et comportemental de &lt;PySide6.QtWidgets.QLineEdit(0x8997a50) at 0x76bc56d77ac0&gt;, afin de fournir  des axes de travail et d'accompagnement. </w:t>
-      </w:r>
-    </w:p>
-    <w:p>
-      <w:r>
-        <w:rPr>
-          <w:color w:val="0064FF"/>
-        </w:rPr>
-        <w:t>SOURCE D'INFORMATION</w:t>
-      </w:r>
-    </w:p>
-    <w:p>
-      <w:r>
-        <w:rPr>
-          <w:b w:val="0"/>
-        </w:rPr>
-        <w:t xml:space="preserve">Les informations pertinentes ont été recueillies auprès des parents et de &lt;PySide6.QtWidgets.QLineEdit(0x8997a50) at 0x76bc56d77ac0&gt;. </w:t>
-      </w:r>
-    </w:p>
-    <w:p>
-      <w:r>
-        <w:rPr>
-          <w:b/>
-        </w:rPr>
-        <w:t xml:space="preserve">Tests utilisés </w:t>
-      </w:r>
-      <w:r>
-        <w:rPr>
-          <w:b w:val="0"/>
-        </w:rPr>
-        <w:t xml:space="preserve">: WISC-V ; TEA-Ch ; NEPSY-II ; KiTAP ; BROWN ; Young-DIVA </w:t>
-      </w:r>
-    </w:p>
-    <w:tbl>
-      <w:tblPr>
-        <w:tblStyle w:val="TableGrid"/>
-        <w:tblW w:type="auto" w:w="0"/>
-        <w:tblLook w:firstColumn="1" w:firstRow="1" w:lastColumn="0" w:lastRow="0" w:noHBand="0" w:noVBand="1" w:val="04A0"/>
-      </w:tblPr>
-      <w:tblGrid>
-        <w:gridCol w:w="8640"/>
-      </w:tblGrid>
-      <w:tr>
-        <w:tc>
-          <w:tcPr>
-            <w:tcW w:type="dxa" w:w="8640"/>
-          </w:tcPr>
-          <w:p/>
-          <w:p>
-            <w:r>
-              <w:rPr>
-                <w:b/>
-                <w:color w:val="0064FF"/>
-              </w:rPr>
-              <w:t xml:space="preserve">NOM et PRENOM                                                                                    {nom}  {prenom} </w:t>
-            </w:r>
-          </w:p>
-          <w:p>
-            <w:r>
-              <w:t>Date de naissance                                                                                              {date_naiss}</w:t>
-            </w:r>
-          </w:p>
-          <w:p>
-            <w:r>
-              <w:t xml:space="preserve">Age au moment de l'évaluation                                                                       {age} </w:t>
-            </w:r>
-          </w:p>
-          <w:p>
-            <w:r>
-              <w:t>Latéralité                                                                                                                   {lat}</w:t>
-            </w:r>
-          </w:p>
-          <w:p>
-            <w:r>
-              <w:t>Date du bilan                                                                                                                     {date}</w:t>
-            </w:r>
-            <w:r>
-              <w:br/>
-            </w:r>
-          </w:p>
-        </w:tc>
-      </w:tr>
-    </w:tbl>
-    <w:p/>
-    <w:p>
-      <w:r>
-        <w:rPr>
-          <w:color w:val="0064FF"/>
-        </w:rPr>
-        <w:t>INDICATION, PLAINTE PRINCIPALE</w:t>
-      </w:r>
-    </w:p>
-    <w:p>
-      <w:r>
-        <w:t xml:space="preserve">J’ai rencontré </w:t>
-      </w:r>
-      <w:r>
-        <w:rPr>
-          <w:b/>
-        </w:rPr>
-        <w:t xml:space="preserve">NOM PRENOM </w:t>
-      </w:r>
-      <w:r>
-        <w:t xml:space="preserve">à la demande de la PCO, afin de mieux comprendre son  fonctionnement cognitif.  </w:t>
-      </w:r>
-    </w:p>
-    <w:p>
-      <w:r>
-        <w:rPr>
-          <w:b w:val="0"/>
-        </w:rPr>
-        <w:t xml:space="preserve">Ce présent bilan a donc pour objectif de définir le profil cognitif et comportemental de &lt;PySide6.QtWidgets.QLineEdit(0x8997a50) at 0x76bc56d77ac0&gt;, afin de fournir  des axes de travail et d'accompagnement. </w:t>
-      </w:r>
-    </w:p>
-    <w:p>
-      <w:r>
-        <w:rPr>
-          <w:color w:val="0064FF"/>
-        </w:rPr>
-        <w:t>SOURCE D'INFORMATION</w:t>
-      </w:r>
-    </w:p>
-    <w:p>
-      <w:r>
-        <w:rPr>
-          <w:b w:val="0"/>
-        </w:rPr>
-        <w:t xml:space="preserve">Les informations pertinentes ont été recueillies auprès des parents et de &lt;PySide6.QtWidgets.QLineEdit(0x8997a50) at 0x76bc56d77ac0&gt;. </w:t>
-      </w:r>
-    </w:p>
-    <w:p>
-      <w:r>
-        <w:rPr>
-          <w:b/>
-        </w:rPr>
-        <w:t xml:space="preserve">Tests utilisés </w:t>
-      </w:r>
-      <w:r>
-        <w:rPr>
-          <w:b w:val="0"/>
-        </w:rPr>
-        <w:t xml:space="preserve">: WISC-V ; TEA-Ch ; NEPSY-II ; KiTAP ; BROWN ; Young-DIVA </w:t>
-      </w:r>
-    </w:p>
     <w:sectPr>
       <w:pgSz w:w="12240" w:h="15840"/>
       <w:pgMar w:top="1440" w:right="1800" w:bottom="1440" w:left="1800" w:header="720" w:footer="720" w:gutter="0"/>
